--- a/DOCUMENTATION.docx
+++ b/DOCUMENTATION.docx
@@ -1109,19 +1109,6 @@
           <w:sz w:val="18"/>
         </w:rPr>
         <w:t>├── .github/workflows/{ci.yml, cd.yml}</w:t>
-      </w:r>
-    </w:p>
-    <w:p>
-      <w:pPr>
-        <w:spacing w:after="0" w:before="0"/>
-        <w:ind w:left="432"/>
-      </w:pPr>
-      <w:r>
-        <w:rPr>
-          <w:rFonts w:ascii="Consolas" w:hAnsi="Consolas"/>
-          <w:sz w:val="18"/>
-        </w:rPr>
-        <w:t>├── scripts/{package_submission.py, generate_documentation.py}</w:t>
       </w:r>
     </w:p>
     <w:p>
@@ -6170,32 +6157,6 @@
     </w:p>
     <w:p>
       <w:pPr>
-        <w:pStyle w:val="Heading2"/>
-      </w:pPr>
-      <w:r>
-        <w:t>9.6 Packaging</w:t>
-      </w:r>
-    </w:p>
-    <w:p>
-      <w:pPr>
-        <w:spacing w:after="0" w:before="0"/>
-        <w:ind w:left="432"/>
-      </w:pPr>
-      <w:r>
-        <w:rPr>
-          <w:rFonts w:ascii="Consolas" w:hAnsi="Consolas"/>
-          <w:sz w:val="18"/>
-        </w:rPr>
-        <w:t>python scripts/package_submission.py    # -&gt; submission.zip</w:t>
-      </w:r>
-    </w:p>
-    <w:p>
-      <w:pPr>
-        <w:spacing w:after="80"/>
-      </w:pPr>
-    </w:p>
-    <w:p>
-      <w:pPr>
         <w:pStyle w:val="Heading1"/>
       </w:pPr>
       <w:r>
@@ -6726,7 +6687,7 @@
               <w:rPr>
                 <w:sz w:val="19"/>
               </w:rPr>
-              <w:t>M5 — logging middleware, Prometheus metrics, performance check, packaging, documentation</w:t>
+              <w:t>M5 — logging middleware, Prometheus metrics, performance check, documentation</w:t>
             </w:r>
           </w:p>
         </w:tc>
@@ -7151,7 +7112,7 @@
               <w:rPr>
                 <w:sz w:val="19"/>
               </w:rPr>
-              <w:t>; performance check; packaging script; documentation</w:t>
+              <w:t>; performance check; documentation</w:t>
             </w:r>
           </w:p>
         </w:tc>
